--- a/ref.docx
+++ b/ref.docx
@@ -56,6 +56,7 @@
     <w:p>
       <w:pPr>
         <w:pStyle w:val="2"/>
+        <w:spacing w:before="0" w:after="0"/>
       </w:pPr>
       <w:bookmarkStart w:id="1" w:name="heading-2"/>
       <w:r>
@@ -66,6 +67,7 @@
     <w:p>
       <w:pPr>
         <w:pStyle w:val="3"/>
+        <w:spacing w:before="0" w:after="0"/>
       </w:pPr>
       <w:bookmarkStart w:id="2" w:name="heading-3"/>
       <w:r>
@@ -770,12 +772,12 @@
     <w:link w:val="10"/>
     <w:uiPriority w:val="9"/>
     <w:qFormat/>
-    <w:rsid w:val="009C3B54"/>
+    <w:rsid w:val="00F239BD"/>
     <w:pPr>
       <w:keepNext/>
       <w:keepLines/>
       <w:pageBreakBefore/>
-      <w:spacing w:before="360" w:after="80" w:line="360" w:lineRule="auto"/>
+      <w:spacing w:after="0" w:line="360" w:lineRule="auto"/>
       <w:jc w:val="center"/>
       <w:outlineLvl w:val="0"/>
     </w:pPr>
@@ -1159,7 +1161,7 @@
     <w:basedOn w:val="a1"/>
     <w:link w:val="1"/>
     <w:uiPriority w:val="9"/>
-    <w:rsid w:val="009C3B54"/>
+    <w:rsid w:val="00F239BD"/>
     <w:rPr>
       <w:rFonts w:ascii="SimHei" w:eastAsia="SimHei" w:hAnsi="SimHei" w:cstheme="majorBidi"/>
       <w:b/>

--- a/ref.docx
+++ b/ref.docx
@@ -56,7 +56,6 @@
     <w:p>
       <w:pPr>
         <w:pStyle w:val="2"/>
-        <w:spacing w:before="0" w:after="0"/>
       </w:pPr>
       <w:bookmarkStart w:id="1" w:name="heading-2"/>
       <w:r>
@@ -67,7 +66,6 @@
     <w:p>
       <w:pPr>
         <w:pStyle w:val="3"/>
-        <w:spacing w:before="0" w:after="0"/>
       </w:pPr>
       <w:bookmarkStart w:id="2" w:name="heading-3"/>
       <w:r>
@@ -307,6 +305,23 @@
         <w:t>Definition</w:t>
       </w:r>
     </w:p>
+    <w:p>
+      <w:pPr>
+        <w:pStyle w:val="Definition"/>
+      </w:pPr>
+    </w:p>
+    <w:p>
+      <w:pPr>
+        <w:pStyle w:val="Definition"/>
+      </w:pPr>
+      <w:r>
+        <w:rPr>
+          <w:rStyle w:val="VerbatimChar"/>
+          <w:rFonts w:hint="eastAsia"/>
+        </w:rPr>
+        <w:t>Source Code</w:t>
+      </w:r>
+    </w:p>
     <w:sectPr>
       <w:footnotePr>
         <w:numRestart w:val="eachSect"/>
@@ -323,9 +338,6 @@
 <w:endnotes xmlns:wpc="http://schemas.microsoft.com/office/word/2010/wordprocessingCanvas" xmlns:cx="http://schemas.microsoft.com/office/drawing/2014/chartex" xmlns:cx1="http://schemas.microsoft.com/office/drawing/2015/9/8/chartex" xmlns:cx2="http://schemas.microsoft.com/office/drawing/2015/10/21/chartex" xmlns:cx3="http://schemas.microsoft.com/office/drawing/2016/5/9/chartex" xmlns:cx4="http://schemas.microsoft.com/office/drawing/2016/5/10/chartex" xmlns:cx5="http://schemas.microsoft.com/office/drawing/2016/5/11/chartex" xmlns:cx6="http://schemas.microsoft.com/office/drawing/2016/5/12/chartex" xmlns:cx7="http://schemas.microsoft.com/office/drawing/2016/5/13/chartex" xmlns:cx8="http://schemas.microsoft.com/office/drawing/2016/5/14/chartex" xmlns:mc="http://schemas.openxmlformats.org/markup-compatibility/2006" xmlns:aink="http://schemas.microsoft.com/office/drawing/2016/ink" xmlns:am3d="http://schemas.microsoft.com/office/drawing/2017/model3d" xmlns:o="urn:schemas-microsoft-com:office:office" xmlns:oel="http://schemas.microsoft.com/office/2019/extlst" xmlns:r="http://schemas.openxmlformats.org/officeDocument/2006/relationships" xmlns:m="http://schemas.openxmlformats.org/officeDocument/2006/math" xmlns:v="urn:schemas-microsoft-com:vml" xmlns:wp14="http://schemas.microsoft.com/office/word/2010/wordprocessingDrawing" xmlns:wp="http://schemas.openxmlformats.org/drawingml/2006/wordprocessingDrawing" xmlns:w10="urn:schemas-microsoft-com:office:word" xmlns:w="http://schemas.openxmlformats.org/wordprocessingml/2006/main" xmlns:w14="http://schemas.microsoft.com/office/word/2010/wordml" xmlns:w15="http://schemas.microsoft.com/office/word/2012/wordml" xmlns:w16cex="http://schemas.microsoft.com/office/word/2018/wordml/cex" xmlns:w16cid="http://schemas.microsoft.com/office/word/2016/wordml/cid" xmlns:w16="http://schemas.microsoft.com/office/word/2018/wordml" xmlns:w16du="http://schemas.microsoft.com/office/word/2023/wordml/word16du" xmlns:w16sdtdh="http://schemas.microsoft.com/office/word/2020/wordml/sdtdatahash" xmlns:w16sdtfl="http://schemas.microsoft.com/office/word/2024/wordml/sdtformatlock" xmlns:w16se="http://schemas.microsoft.com/office/word/2015/wordml/symex" xmlns:wpg="http://schemas.microsoft.com/office/word/2010/wordprocessingGroup" xmlns:wpi="http://schemas.microsoft.com/office/word/2010/wordprocessingInk" xmlns:wne="http://schemas.microsoft.com/office/word/2006/wordml" xmlns:wps="http://schemas.microsoft.com/office/word/2010/wordprocessingShape" mc:Ignorable="w14 w15 w16se w16cid w16 w16cex w16sdtdh w16sdtfl w16du wp14">
   <w:endnote w:type="separator" w:id="-1">
     <w:p>
-      <w:pPr>
-        <w:spacing w:after="0"/>
-      </w:pPr>
       <w:r>
         <w:separator/>
       </w:r>
@@ -333,9 +345,6 @@
   </w:endnote>
   <w:endnote w:type="continuationSeparator" w:id="0">
     <w:p>
-      <w:pPr>
-        <w:spacing w:after="0"/>
-      </w:pPr>
       <w:r>
         <w:continuationSeparator/>
       </w:r>
@@ -763,7 +772,13 @@
   <w:style w:type="paragraph" w:default="1" w:styleId="a">
     <w:name w:val="Normal"/>
     <w:qFormat/>
-    <w:rsid w:val="000C6348"/>
+    <w:rsid w:val="00D1388A"/>
+    <w:pPr>
+      <w:spacing w:after="0" w:line="360" w:lineRule="auto"/>
+    </w:pPr>
+    <w:rPr>
+      <w:rFonts w:ascii="Times New Roman" w:eastAsia="SimSun" w:hAnsi="Times New Roman"/>
+    </w:rPr>
   </w:style>
   <w:style w:type="paragraph" w:styleId="1">
     <w:name w:val="heading 1"/>
@@ -777,7 +792,6 @@
       <w:keepNext/>
       <w:keepLines/>
       <w:pageBreakBefore/>
-      <w:spacing w:after="0" w:line="360" w:lineRule="auto"/>
       <w:jc w:val="center"/>
       <w:outlineLvl w:val="0"/>
     </w:pPr>
@@ -796,11 +810,10 @@
     <w:uiPriority w:val="9"/>
     <w:unhideWhenUsed/>
     <w:qFormat/>
-    <w:rsid w:val="00F47D94"/>
+    <w:rsid w:val="00C36CA3"/>
     <w:pPr>
       <w:keepNext/>
       <w:keepLines/>
-      <w:spacing w:before="160" w:after="80" w:line="360" w:lineRule="auto"/>
       <w:outlineLvl w:val="1"/>
     </w:pPr>
     <w:rPr>
@@ -818,11 +831,10 @@
     <w:uiPriority w:val="9"/>
     <w:unhideWhenUsed/>
     <w:qFormat/>
-    <w:rsid w:val="002352C1"/>
+    <w:rsid w:val="00C36CA3"/>
     <w:pPr>
       <w:keepNext/>
       <w:keepLines/>
-      <w:spacing w:before="160" w:after="80" w:line="360" w:lineRule="auto"/>
       <w:outlineLvl w:val="2"/>
     </w:pPr>
     <w:rPr>
@@ -849,7 +861,7 @@
       <w:outlineLvl w:val="3"/>
     </w:pPr>
     <w:rPr>
-      <w:rFonts w:ascii="SimSun" w:eastAsia="SimSun" w:hAnsi="SimSun" w:cstheme="majorBidi"/>
+      <w:rFonts w:ascii="SimSun" w:hAnsi="SimSun" w:cstheme="majorBidi"/>
       <w:b/>
       <w:iCs/>
     </w:rPr>
@@ -888,7 +900,7 @@
     <w:pPr>
       <w:keepNext/>
       <w:keepLines/>
-      <w:spacing w:before="40" w:after="0"/>
+      <w:spacing w:before="40"/>
       <w:outlineLvl w:val="5"/>
     </w:pPr>
     <w:rPr>
@@ -911,7 +923,7 @@
     <w:pPr>
       <w:keepNext/>
       <w:keepLines/>
-      <w:spacing w:before="40" w:after="0"/>
+      <w:spacing w:before="40"/>
       <w:outlineLvl w:val="6"/>
     </w:pPr>
     <w:rPr>
@@ -932,7 +944,6 @@
     <w:pPr>
       <w:keepNext/>
       <w:keepLines/>
-      <w:spacing w:after="0"/>
       <w:outlineLvl w:val="7"/>
     </w:pPr>
     <w:rPr>
@@ -955,7 +966,6 @@
     <w:pPr>
       <w:keepNext/>
       <w:keepLines/>
-      <w:spacing w:after="0"/>
       <w:outlineLvl w:val="8"/>
     </w:pPr>
     <w:rPr>
@@ -996,12 +1006,8 @@
     <w:qFormat/>
     <w:rsid w:val="001E46B8"/>
     <w:pPr>
-      <w:spacing w:after="0" w:line="360" w:lineRule="auto"/>
       <w:ind w:firstLineChars="200" w:firstLine="200"/>
     </w:pPr>
-    <w:rPr>
-      <w:rFonts w:ascii="Times New Roman" w:eastAsia="SimSun" w:hAnsi="Times New Roman"/>
-    </w:rPr>
   </w:style>
   <w:style w:type="paragraph" w:customStyle="1" w:styleId="FirstParagraph">
     <w:name w:val="First Paragraph"/>
@@ -1127,7 +1133,7 @@
     <w:pPr>
       <w:keepNext/>
       <w:keepLines/>
-      <w:spacing w:before="300" w:after="0"/>
+      <w:spacing w:before="300"/>
       <w:jc w:val="center"/>
     </w:pPr>
     <w:rPr>
@@ -1174,7 +1180,7 @@
     <w:basedOn w:val="a1"/>
     <w:link w:val="2"/>
     <w:uiPriority w:val="9"/>
-    <w:rsid w:val="00F47D94"/>
+    <w:rsid w:val="00C36CA3"/>
     <w:rPr>
       <w:rFonts w:ascii="SimHei" w:eastAsia="SimHei" w:hAnsi="SimHei" w:cstheme="majorBidi"/>
       <w:b/>
@@ -1187,7 +1193,7 @@
     <w:basedOn w:val="a1"/>
     <w:link w:val="3"/>
     <w:uiPriority w:val="9"/>
-    <w:rsid w:val="002352C1"/>
+    <w:rsid w:val="00C36CA3"/>
     <w:rPr>
       <w:rFonts w:ascii="SimHei" w:eastAsia="SimHei" w:hAnsi="SimHei" w:cstheme="majorBidi"/>
       <w:b/>
@@ -1345,7 +1351,6 @@
     <w:pPr>
       <w:keepNext/>
       <w:keepLines/>
-      <w:spacing w:after="0"/>
     </w:pPr>
     <w:rPr>
       <w:b/>
@@ -1376,7 +1381,7 @@
       <w:jc w:val="center"/>
     </w:pPr>
     <w:rPr>
-      <w:rFonts w:ascii="SimSun" w:eastAsia="SimSun" w:hAnsi="SimSun"/>
+      <w:rFonts w:ascii="SimSun" w:hAnsi="SimSun"/>
       <w:b/>
       <w:i w:val="0"/>
       <w:sz w:val="21"/>
@@ -1391,7 +1396,7 @@
       <w:jc w:val="center"/>
     </w:pPr>
     <w:rPr>
-      <w:rFonts w:ascii="SimSun" w:eastAsia="SimSun" w:hAnsi="SimSun"/>
+      <w:rFonts w:ascii="SimSun" w:hAnsi="SimSun"/>
       <w:b/>
       <w:i w:val="0"/>
       <w:sz w:val="21"/>
@@ -1418,9 +1423,10 @@
   <w:style w:type="character" w:customStyle="1" w:styleId="VerbatimChar">
     <w:name w:val="Verbatim Char"/>
     <w:basedOn w:val="ad"/>
-    <w:rPr>
-      <w:rFonts w:ascii="Consolas" w:hAnsi="Consolas"/>
-      <w:sz w:val="22"/>
+    <w:link w:val="SourceCode"/>
+    <w:rsid w:val="006D1A2C"/>
+    <w:rPr>
+      <w:rFonts w:ascii="Times New Roman" w:eastAsia="SimSun" w:hAnsi="Times New Roman"/>
     </w:rPr>
   </w:style>
   <w:style w:type="character" w:customStyle="1" w:styleId="SectionNumber">
@@ -1526,6 +1532,18 @@
       <w:color w:val="000000" w:themeColor="text1"/>
       <w:sz w:val="21"/>
       <w:u w:val="none"/>
+    </w:rPr>
+  </w:style>
+  <w:style w:type="paragraph" w:customStyle="1" w:styleId="SourceCode">
+    <w:name w:val="Source Code"/>
+    <w:link w:val="VerbatimChar"/>
+    <w:rsid w:val="006D1A2C"/>
+    <w:pPr>
+      <w:wordWrap w:val="0"/>
+      <w:spacing w:after="0" w:line="360" w:lineRule="auto"/>
+    </w:pPr>
+    <w:rPr>
+      <w:rFonts w:ascii="Times New Roman" w:eastAsia="SimSun" w:hAnsi="Times New Roman"/>
     </w:rPr>
   </w:style>
 </w:styles>

--- a/ref.docx
+++ b/ref.docx
@@ -277,9 +277,11 @@
       <w:pPr>
         <w:pStyle w:val="DefinitionTerm"/>
       </w:pPr>
+      <w:proofErr w:type="spellStart"/>
       <w:r>
         <w:t>DefinitionTerm</w:t>
       </w:r>
+      <w:proofErr w:type="spellEnd"/>
     </w:p>
     <w:p>
       <w:pPr>
@@ -293,9 +295,11 @@
       <w:pPr>
         <w:pStyle w:val="DefinitionTerm"/>
       </w:pPr>
+      <w:proofErr w:type="spellStart"/>
       <w:r>
         <w:t>DefinitionTerm</w:t>
       </w:r>
+      <w:proofErr w:type="spellEnd"/>
     </w:p>
     <w:p>
       <w:pPr>
@@ -308,6 +312,233 @@
     <w:p>
       <w:pPr>
         <w:pStyle w:val="Definition"/>
+      </w:pPr>
+    </w:p>
+    <w:p>
+      <w:pPr>
+        <w:numPr>
+          <w:ilvl w:val="0"/>
+          <w:numId w:val="2"/>
+        </w:numPr>
+        <w:jc w:val="both"/>
+      </w:pPr>
+      <w:r>
+        <w:rPr>
+          <w:rFonts w:hint="eastAsia"/>
+          <w:b/>
+          <w:bCs/>
+        </w:rPr>
+        <w:t>01</w:t>
+      </w:r>
+      <w:r>
+        <w:rPr>
+          <w:rFonts w:hint="eastAsia"/>
+          <w:b/>
+          <w:bCs/>
+        </w:rPr>
+        <w:t>：</w:t>
+      </w:r>
+      <w:r>
+        <w:rPr>
+          <w:rFonts w:hint="eastAsia"/>
+        </w:rPr>
+        <w:t>后续</w:t>
+      </w:r>
+      <w:r>
+        <w:rPr>
+          <w:rFonts w:hint="eastAsia"/>
+        </w:rPr>
+        <w:t>01,abc</w:t>
+      </w:r>
+      <w:r>
+        <w:rPr>
+          <w:rFonts w:hint="eastAsia"/>
+        </w:rPr>
+        <w:t>；</w:t>
+      </w:r>
+    </w:p>
+    <w:p>
+      <w:pPr>
+        <w:numPr>
+          <w:ilvl w:val="0"/>
+          <w:numId w:val="2"/>
+        </w:numPr>
+        <w:jc w:val="both"/>
+      </w:pPr>
+      <w:r>
+        <w:rPr>
+          <w:rFonts w:hint="eastAsia"/>
+          <w:b/>
+          <w:bCs/>
+        </w:rPr>
+        <w:t>校验</w:t>
+      </w:r>
+      <w:proofErr w:type="gramStart"/>
+      <w:r>
+        <w:rPr>
+          <w:rFonts w:hint="eastAsia"/>
+          <w:b/>
+          <w:bCs/>
+        </w:rPr>
+        <w:t>：</w:t>
+      </w:r>
+      <w:r>
+        <w:t xml:space="preserve"> </w:t>
+      </w:r>
+      <w:r>
+        <w:rPr>
+          <w:rFonts w:hint="eastAsia"/>
+        </w:rPr>
+        <w:t>基于</w:t>
+      </w:r>
+      <w:proofErr w:type="gramEnd"/>
+      <w:r>
+        <w:rPr>
+          <w:rFonts w:hint="eastAsia"/>
+        </w:rPr>
+        <w:t>xxx</w:t>
+      </w:r>
+      <w:r>
+        <w:rPr>
+          <w:rFonts w:hint="eastAsia"/>
+        </w:rPr>
+        <w:t>实现</w:t>
+      </w:r>
+      <w:proofErr w:type="spellStart"/>
+      <w:r>
+        <w:rPr>
+          <w:rFonts w:hint="eastAsia"/>
+        </w:rPr>
+        <w:t>yyy</w:t>
+      </w:r>
+      <w:proofErr w:type="spellEnd"/>
+      <w:r>
+        <w:rPr>
+          <w:rFonts w:hint="eastAsia"/>
+        </w:rPr>
+        <w:t>；</w:t>
+      </w:r>
+    </w:p>
+    <w:p>
+      <w:pPr>
+        <w:numPr>
+          <w:ilvl w:val="0"/>
+          <w:numId w:val="3"/>
+        </w:numPr>
+        <w:jc w:val="both"/>
+      </w:pPr>
+      <w:r>
+        <w:rPr>
+          <w:rFonts w:hint="eastAsia"/>
+          <w:b/>
+          <w:bCs/>
+        </w:rPr>
+        <w:lastRenderedPageBreak/>
+        <w:t>01</w:t>
+      </w:r>
+      <w:r>
+        <w:rPr>
+          <w:rFonts w:hint="eastAsia"/>
+          <w:b/>
+          <w:bCs/>
+        </w:rPr>
+        <w:t>：</w:t>
+      </w:r>
+      <w:r>
+        <w:rPr>
+          <w:rFonts w:hint="eastAsia"/>
+        </w:rPr>
+        <w:t>后续</w:t>
+      </w:r>
+      <w:r>
+        <w:rPr>
+          <w:rFonts w:hint="eastAsia"/>
+        </w:rPr>
+        <w:t>01,abc</w:t>
+      </w:r>
+      <w:r>
+        <w:rPr>
+          <w:rFonts w:hint="eastAsia"/>
+        </w:rPr>
+        <w:t>；</w:t>
+      </w:r>
+    </w:p>
+    <w:p>
+      <w:pPr>
+        <w:numPr>
+          <w:ilvl w:val="0"/>
+          <w:numId w:val="3"/>
+        </w:numPr>
+        <w:jc w:val="both"/>
+      </w:pPr>
+      <w:r>
+        <w:rPr>
+          <w:rFonts w:hint="eastAsia"/>
+          <w:b/>
+          <w:bCs/>
+        </w:rPr>
+        <w:t>校验</w:t>
+      </w:r>
+      <w:proofErr w:type="gramStart"/>
+      <w:r>
+        <w:rPr>
+          <w:rFonts w:hint="eastAsia"/>
+          <w:b/>
+          <w:bCs/>
+        </w:rPr>
+        <w:t>：</w:t>
+      </w:r>
+      <w:r>
+        <w:t xml:space="preserve"> </w:t>
+      </w:r>
+      <w:r>
+        <w:rPr>
+          <w:rFonts w:hint="eastAsia"/>
+        </w:rPr>
+        <w:t>基于</w:t>
+      </w:r>
+      <w:proofErr w:type="gramEnd"/>
+      <w:r>
+        <w:rPr>
+          <w:rFonts w:hint="eastAsia"/>
+        </w:rPr>
+        <w:t>xxx</w:t>
+      </w:r>
+      <w:r>
+        <w:rPr>
+          <w:rFonts w:hint="eastAsia"/>
+        </w:rPr>
+        <w:t>实现</w:t>
+      </w:r>
+      <w:proofErr w:type="spellStart"/>
+      <w:r>
+        <w:rPr>
+          <w:rFonts w:hint="eastAsia"/>
+        </w:rPr>
+        <w:t>yyy</w:t>
+      </w:r>
+      <w:proofErr w:type="spellEnd"/>
+      <w:r>
+        <w:rPr>
+          <w:rFonts w:hint="eastAsia"/>
+        </w:rPr>
+        <w:t>；</w:t>
+      </w:r>
+    </w:p>
+    <w:p>
+      <w:pPr>
+        <w:jc w:val="both"/>
+        <w:rPr>
+          <w:rFonts w:hint="eastAsia"/>
+        </w:rPr>
+      </w:pPr>
+    </w:p>
+    <w:p>
+      <w:pPr>
+        <w:pStyle w:val="Definition"/>
+        <w:rPr>
+          <w:rFonts w:hint="eastAsia"/>
+        </w:rPr>
       </w:pPr>
     </w:p>
     <w:p>
@@ -399,6 +630,110 @@
 <file path=word/numbering.xml><?xml version="1.0" encoding="utf-8"?>
 <w:numbering xmlns:wpc="http://schemas.microsoft.com/office/word/2010/wordprocessingCanvas" xmlns:cx="http://schemas.microsoft.com/office/drawing/2014/chartex" xmlns:cx1="http://schemas.microsoft.com/office/drawing/2015/9/8/chartex" xmlns:cx2="http://schemas.microsoft.com/office/drawing/2015/10/21/chartex" xmlns:cx3="http://schemas.microsoft.com/office/drawing/2016/5/9/chartex" xmlns:cx4="http://schemas.microsoft.com/office/drawing/2016/5/10/chartex" xmlns:cx5="http://schemas.microsoft.com/office/drawing/2016/5/11/chartex" xmlns:cx6="http://schemas.microsoft.com/office/drawing/2016/5/12/chartex" xmlns:cx7="http://schemas.microsoft.com/office/drawing/2016/5/13/chartex" xmlns:cx8="http://schemas.microsoft.com/office/drawing/2016/5/14/chartex" xmlns:mc="http://schemas.openxmlformats.org/markup-compatibility/2006" xmlns:aink="http://schemas.microsoft.com/office/drawing/2016/ink" xmlns:am3d="http://schemas.microsoft.com/office/drawing/2017/model3d" xmlns:o="urn:schemas-microsoft-com:office:office" xmlns:oel="http://schemas.microsoft.com/office/2019/extlst" xmlns:r="http://schemas.openxmlformats.org/officeDocument/2006/relationships" xmlns:m="http://schemas.openxmlformats.org/officeDocument/2006/math" xmlns:v="urn:schemas-microsoft-com:vml" xmlns:wp14="http://schemas.microsoft.com/office/word/2010/wordprocessingDrawing" xmlns:wp="http://schemas.openxmlformats.org/drawingml/2006/wordprocessingDrawing" xmlns:w10="urn:schemas-microsoft-com:office:word" xmlns:w="http://schemas.openxmlformats.org/wordprocessingml/2006/main" xmlns:w14="http://schemas.microsoft.com/office/word/2010/wordml" xmlns:w15="http://schemas.microsoft.com/office/word/2012/wordml" xmlns:w16cex="http://schemas.microsoft.com/office/word/2018/wordml/cex" xmlns:w16cid="http://schemas.microsoft.com/office/word/2016/wordml/cid" xmlns:w16="http://schemas.microsoft.com/office/word/2018/wordml" xmlns:w16du="http://schemas.microsoft.com/office/word/2023/wordml/word16du" xmlns:w16sdtdh="http://schemas.microsoft.com/office/word/2020/wordml/sdtdatahash" xmlns:w16sdtfl="http://schemas.microsoft.com/office/word/2024/wordml/sdtformatlock" xmlns:w16se="http://schemas.microsoft.com/office/word/2015/wordml/symex" xmlns:wpg="http://schemas.microsoft.com/office/word/2010/wordprocessingGroup" xmlns:wpi="http://schemas.microsoft.com/office/word/2010/wordprocessingInk" xmlns:wne="http://schemas.microsoft.com/office/word/2006/wordml" xmlns:wps="http://schemas.microsoft.com/office/word/2010/wordprocessingShape" mc:Ignorable="w14 w15 w16se w16cid w16 w16cex w16sdtdh w16sdtfl w16du wp14">
   <w:abstractNum w:abstractNumId="0" w15:restartNumberingAfterBreak="0">
+    <w:nsid w:val="0000A991"/>
+    <w:multiLevelType w:val="multilevel"/>
+    <w:tmpl w:val="3B5A65EE"/>
+    <w:lvl w:ilvl="0">
+      <w:numFmt w:val="bullet"/>
+      <w:lvlText w:val=""/>
+      <w:lvlJc w:val="left"/>
+      <w:pPr>
+        <w:ind w:left="720" w:hanging="360"/>
+      </w:pPr>
+      <w:rPr>
+        <w:rFonts w:ascii="Symbol" w:hAnsi="Symbol" w:cs="Symbol" w:hint="default"/>
+      </w:rPr>
+    </w:lvl>
+    <w:lvl w:ilvl="1">
+      <w:numFmt w:val="bullet"/>
+      <w:lvlText w:val="o"/>
+      <w:lvlJc w:val="left"/>
+      <w:pPr>
+        <w:ind w:left="1440" w:hanging="360"/>
+      </w:pPr>
+      <w:rPr>
+        <w:rFonts w:ascii="Courier New" w:hAnsi="Courier New" w:cs="Courier New" w:hint="default"/>
+      </w:rPr>
+    </w:lvl>
+    <w:lvl w:ilvl="2">
+      <w:numFmt w:val="bullet"/>
+      <w:lvlText w:val=""/>
+      <w:lvlJc w:val="left"/>
+      <w:pPr>
+        <w:ind w:left="2160" w:hanging="360"/>
+      </w:pPr>
+      <w:rPr>
+        <w:rFonts w:ascii="Wingdings" w:hAnsi="Wingdings" w:cs="Wingdings" w:hint="default"/>
+      </w:rPr>
+    </w:lvl>
+    <w:lvl w:ilvl="3">
+      <w:numFmt w:val="bullet"/>
+      <w:lvlText w:val=""/>
+      <w:lvlJc w:val="left"/>
+      <w:pPr>
+        <w:ind w:left="2880" w:hanging="360"/>
+      </w:pPr>
+      <w:rPr>
+        <w:rFonts w:ascii="Symbol" w:hAnsi="Symbol" w:cs="Symbol" w:hint="default"/>
+      </w:rPr>
+    </w:lvl>
+    <w:lvl w:ilvl="4">
+      <w:numFmt w:val="bullet"/>
+      <w:lvlText w:val="o"/>
+      <w:lvlJc w:val="left"/>
+      <w:pPr>
+        <w:ind w:left="3600" w:hanging="360"/>
+      </w:pPr>
+      <w:rPr>
+        <w:rFonts w:ascii="Courier New" w:hAnsi="Courier New" w:cs="Courier New" w:hint="default"/>
+      </w:rPr>
+    </w:lvl>
+    <w:lvl w:ilvl="5">
+      <w:numFmt w:val="bullet"/>
+      <w:lvlText w:val=""/>
+      <w:lvlJc w:val="left"/>
+      <w:pPr>
+        <w:ind w:left="4320" w:hanging="360"/>
+      </w:pPr>
+      <w:rPr>
+        <w:rFonts w:ascii="Wingdings" w:hAnsi="Wingdings" w:cs="Wingdings" w:hint="default"/>
+      </w:rPr>
+    </w:lvl>
+    <w:lvl w:ilvl="6">
+      <w:numFmt w:val="bullet"/>
+      <w:lvlText w:val=""/>
+      <w:lvlJc w:val="left"/>
+      <w:pPr>
+        <w:ind w:left="5040" w:hanging="360"/>
+      </w:pPr>
+      <w:rPr>
+        <w:rFonts w:ascii="Symbol" w:hAnsi="Symbol" w:cs="Symbol" w:hint="default"/>
+      </w:rPr>
+    </w:lvl>
+    <w:lvl w:ilvl="7">
+      <w:numFmt w:val="bullet"/>
+      <w:lvlText w:val="o"/>
+      <w:lvlJc w:val="left"/>
+      <w:pPr>
+        <w:ind w:left="5760" w:hanging="360"/>
+      </w:pPr>
+      <w:rPr>
+        <w:rFonts w:ascii="Courier New" w:hAnsi="Courier New" w:cs="Courier New" w:hint="default"/>
+      </w:rPr>
+    </w:lvl>
+    <w:lvl w:ilvl="8">
+      <w:numFmt w:val="bullet"/>
+      <w:lvlText w:val=""/>
+      <w:lvlJc w:val="left"/>
+      <w:pPr>
+        <w:ind w:left="6480" w:hanging="360"/>
+      </w:pPr>
+      <w:rPr>
+        <w:rFonts w:ascii="Wingdings" w:hAnsi="Wingdings" w:cs="Wingdings" w:hint="default"/>
+      </w:rPr>
+    </w:lvl>
+  </w:abstractNum>
+  <w:abstractNum w:abstractNumId="1" w15:restartNumberingAfterBreak="0">
     <w:nsid w:val="170CD2DE"/>
     <w:multiLevelType w:val="multilevel"/>
     <w:tmpl w:val="68D06356"/>
@@ -502,8 +837,119 @@
       </w:pPr>
     </w:lvl>
   </w:abstractNum>
+  <w:abstractNum w:abstractNumId="2" w15:restartNumberingAfterBreak="0">
+    <w:nsid w:val="4F535B0E"/>
+    <w:multiLevelType w:val="multilevel"/>
+    <w:tmpl w:val="D1564648"/>
+    <w:lvl w:ilvl="0">
+      <w:start w:val="1"/>
+      <w:numFmt w:val="decimal"/>
+      <w:lvlText w:val="%1."/>
+      <w:lvlJc w:val="left"/>
+      <w:pPr>
+        <w:ind w:left="720" w:hanging="360"/>
+      </w:pPr>
+      <w:rPr>
+        <w:rFonts w:hint="default"/>
+      </w:rPr>
+    </w:lvl>
+    <w:lvl w:ilvl="1">
+      <w:numFmt w:val="bullet"/>
+      <w:lvlText w:val="o"/>
+      <w:lvlJc w:val="left"/>
+      <w:pPr>
+        <w:ind w:left="1440" w:hanging="360"/>
+      </w:pPr>
+      <w:rPr>
+        <w:rFonts w:ascii="Courier New" w:hAnsi="Courier New" w:cs="Courier New" w:hint="default"/>
+      </w:rPr>
+    </w:lvl>
+    <w:lvl w:ilvl="2">
+      <w:numFmt w:val="bullet"/>
+      <w:lvlText w:val=""/>
+      <w:lvlJc w:val="left"/>
+      <w:pPr>
+        <w:ind w:left="2160" w:hanging="360"/>
+      </w:pPr>
+      <w:rPr>
+        <w:rFonts w:ascii="Wingdings" w:hAnsi="Wingdings" w:cs="Wingdings" w:hint="default"/>
+      </w:rPr>
+    </w:lvl>
+    <w:lvl w:ilvl="3">
+      <w:numFmt w:val="bullet"/>
+      <w:lvlText w:val=""/>
+      <w:lvlJc w:val="left"/>
+      <w:pPr>
+        <w:ind w:left="2880" w:hanging="360"/>
+      </w:pPr>
+      <w:rPr>
+        <w:rFonts w:ascii="Symbol" w:hAnsi="Symbol" w:cs="Symbol" w:hint="default"/>
+      </w:rPr>
+    </w:lvl>
+    <w:lvl w:ilvl="4">
+      <w:numFmt w:val="bullet"/>
+      <w:lvlText w:val="o"/>
+      <w:lvlJc w:val="left"/>
+      <w:pPr>
+        <w:ind w:left="3600" w:hanging="360"/>
+      </w:pPr>
+      <w:rPr>
+        <w:rFonts w:ascii="Courier New" w:hAnsi="Courier New" w:cs="Courier New" w:hint="default"/>
+      </w:rPr>
+    </w:lvl>
+    <w:lvl w:ilvl="5">
+      <w:numFmt w:val="bullet"/>
+      <w:lvlText w:val=""/>
+      <w:lvlJc w:val="left"/>
+      <w:pPr>
+        <w:ind w:left="4320" w:hanging="360"/>
+      </w:pPr>
+      <w:rPr>
+        <w:rFonts w:ascii="Wingdings" w:hAnsi="Wingdings" w:cs="Wingdings" w:hint="default"/>
+      </w:rPr>
+    </w:lvl>
+    <w:lvl w:ilvl="6">
+      <w:numFmt w:val="bullet"/>
+      <w:lvlText w:val=""/>
+      <w:lvlJc w:val="left"/>
+      <w:pPr>
+        <w:ind w:left="5040" w:hanging="360"/>
+      </w:pPr>
+      <w:rPr>
+        <w:rFonts w:ascii="Symbol" w:hAnsi="Symbol" w:cs="Symbol" w:hint="default"/>
+      </w:rPr>
+    </w:lvl>
+    <w:lvl w:ilvl="7">
+      <w:numFmt w:val="bullet"/>
+      <w:lvlText w:val="o"/>
+      <w:lvlJc w:val="left"/>
+      <w:pPr>
+        <w:ind w:left="5760" w:hanging="360"/>
+      </w:pPr>
+      <w:rPr>
+        <w:rFonts w:ascii="Courier New" w:hAnsi="Courier New" w:cs="Courier New" w:hint="default"/>
+      </w:rPr>
+    </w:lvl>
+    <w:lvl w:ilvl="8">
+      <w:numFmt w:val="bullet"/>
+      <w:lvlText w:val=""/>
+      <w:lvlJc w:val="left"/>
+      <w:pPr>
+        <w:ind w:left="6480" w:hanging="360"/>
+      </w:pPr>
+      <w:rPr>
+        <w:rFonts w:ascii="Wingdings" w:hAnsi="Wingdings" w:cs="Wingdings" w:hint="default"/>
+      </w:rPr>
+    </w:lvl>
+  </w:abstractNum>
   <w:num w:numId="1" w16cid:durableId="2144613887">
+    <w:abstractNumId w:val="1"/>
+  </w:num>
+  <w:num w:numId="2" w16cid:durableId="1697000598">
     <w:abstractNumId w:val="0"/>
+  </w:num>
+  <w:num w:numId="3" w16cid:durableId="1777217334">
+    <w:abstractNumId w:val="2"/>
   </w:num>
 </w:numbering>
 </file>
